--- a/Core Java/Collections/random questions.docx
+++ b/Core Java/Collections/random questions.docx
@@ -12,10 +12,15 @@
         <w:rPr>
           <w:lang w:val="en-US"/>
         </w:rPr>
+        <w:t>s</w:t>
+      </w:r>
+      <w:r>
+        <w:rPr>
+          <w:lang w:val="en-US"/>
+        </w:rPr>
         <w:t xml:space="preserve">Equals and </w:t>
       </w:r>
       <w:proofErr w:type="spellStart"/>
-      <w:proofErr w:type="gramStart"/>
       <w:r>
         <w:rPr>
           <w:lang w:val="en-US"/>
@@ -29,7 +34,6 @@
         </w:rPr>
         <w:t xml:space="preserve"> ?</w:t>
       </w:r>
-      <w:proofErr w:type="gramEnd"/>
     </w:p>
     <w:p>
       <w:pPr>
@@ -4041,7 +4045,7 @@
     <w:p>
       <w:r>
         <w:pict w14:anchorId="05689148">
-          <v:rect id="_x0000_i1124" style="width:0;height:1.5pt" o:hralign="center" o:hrstd="t" o:hr="t" fillcolor="#a0a0a0" stroked="f"/>
+          <v:rect id="_x0000_i1040" style="width:0;height:1.5pt" o:hralign="center" o:hrstd="t" o:hr="t" fillcolor="#a0a0a0" stroked="f"/>
         </w:pict>
       </w:r>
     </w:p>
@@ -4145,7 +4149,7 @@
     <w:p>
       <w:r>
         <w:pict w14:anchorId="179A1C19">
-          <v:rect id="_x0000_i1125" style="width:0;height:1.5pt" o:hralign="center" o:hrstd="t" o:hr="t" fillcolor="#a0a0a0" stroked="f"/>
+          <v:rect id="_x0000_i1041" style="width:0;height:1.5pt" o:hralign="center" o:hrstd="t" o:hr="t" fillcolor="#a0a0a0" stroked="f"/>
         </w:pict>
       </w:r>
     </w:p>
@@ -4298,7 +4302,7 @@
     <w:p>
       <w:r>
         <w:pict w14:anchorId="0E34B39E">
-          <v:rect id="_x0000_i1126" style="width:0;height:1.5pt" o:hralign="center" o:hrstd="t" o:hr="t" fillcolor="#a0a0a0" stroked="f"/>
+          <v:rect id="_x0000_i1042" style="width:0;height:1.5pt" o:hralign="center" o:hrstd="t" o:hr="t" fillcolor="#a0a0a0" stroked="f"/>
         </w:pict>
       </w:r>
     </w:p>
@@ -4407,7 +4411,7 @@
     <w:p>
       <w:r>
         <w:pict w14:anchorId="16DB6149">
-          <v:rect id="_x0000_i1127" style="width:0;height:1.5pt" o:hralign="center" o:hrstd="t" o:hr="t" fillcolor="#a0a0a0" stroked="f"/>
+          <v:rect id="_x0000_i1043" style="width:0;height:1.5pt" o:hralign="center" o:hrstd="t" o:hr="t" fillcolor="#a0a0a0" stroked="f"/>
         </w:pict>
       </w:r>
     </w:p>
@@ -4476,7 +4480,7 @@
     <w:p>
       <w:r>
         <w:pict w14:anchorId="792FD96D">
-          <v:rect id="_x0000_i1128" style="width:0;height:1.5pt" o:hralign="center" o:hrstd="t" o:hr="t" fillcolor="#a0a0a0" stroked="f"/>
+          <v:rect id="_x0000_i1044" style="width:0;height:1.5pt" o:hralign="center" o:hrstd="t" o:hr="t" fillcolor="#a0a0a0" stroked="f"/>
         </w:pict>
       </w:r>
     </w:p>
@@ -4540,7 +4544,7 @@
     <w:p>
       <w:r>
         <w:pict w14:anchorId="3BB5155F">
-          <v:rect id="_x0000_i1129" style="width:0;height:1.5pt" o:hralign="center" o:hrstd="t" o:hr="t" fillcolor="#a0a0a0" stroked="f"/>
+          <v:rect id="_x0000_i1045" style="width:0;height:1.5pt" o:hralign="center" o:hrstd="t" o:hr="t" fillcolor="#a0a0a0" stroked="f"/>
         </w:pict>
       </w:r>
     </w:p>
@@ -4649,7 +4653,7 @@
     <w:p>
       <w:r>
         <w:pict w14:anchorId="2D01B135">
-          <v:rect id="_x0000_i1130" style="width:0;height:1.5pt" o:hralign="center" o:hrstd="t" o:hr="t" fillcolor="#a0a0a0" stroked="f"/>
+          <v:rect id="_x0000_i1046" style="width:0;height:1.5pt" o:hralign="center" o:hrstd="t" o:hr="t" fillcolor="#a0a0a0" stroked="f"/>
         </w:pict>
       </w:r>
     </w:p>
@@ -4725,7 +4729,7 @@
     <w:p>
       <w:r>
         <w:pict w14:anchorId="34F813F9">
-          <v:rect id="_x0000_i1131" style="width:0;height:1.5pt" o:hralign="center" o:hrstd="t" o:hr="t" fillcolor="#a0a0a0" stroked="f"/>
+          <v:rect id="_x0000_i1047" style="width:0;height:1.5pt" o:hralign="center" o:hrstd="t" o:hr="t" fillcolor="#a0a0a0" stroked="f"/>
         </w:pict>
       </w:r>
     </w:p>
@@ -4885,7 +4889,7 @@
     <w:p>
       <w:r>
         <w:pict w14:anchorId="2C230981">
-          <v:rect id="_x0000_i1132" style="width:0;height:1.5pt" o:hralign="center" o:hrstd="t" o:hr="t" fillcolor="#a0a0a0" stroked="f"/>
+          <v:rect id="_x0000_i1048" style="width:0;height:1.5pt" o:hralign="center" o:hrstd="t" o:hr="t" fillcolor="#a0a0a0" stroked="f"/>
         </w:pict>
       </w:r>
     </w:p>
@@ -4937,7 +4941,7 @@
     <w:p>
       <w:r>
         <w:pict w14:anchorId="57306FBB">
-          <v:rect id="_x0000_i1133" style="width:0;height:1.5pt" o:hralign="center" o:hrstd="t" o:hr="t" fillcolor="#a0a0a0" stroked="f"/>
+          <v:rect id="_x0000_i1049" style="width:0;height:1.5pt" o:hralign="center" o:hrstd="t" o:hr="t" fillcolor="#a0a0a0" stroked="f"/>
         </w:pict>
       </w:r>
     </w:p>
@@ -5264,7 +5268,7 @@
     <w:p>
       <w:r>
         <w:pict w14:anchorId="783B38EA">
-          <v:rect id="_x0000_i1134" style="width:0;height:1.5pt" o:hralign="center" o:hrstd="t" o:hr="t" fillcolor="#a0a0a0" stroked="f"/>
+          <v:rect id="_x0000_i1050" style="width:0;height:1.5pt" o:hralign="center" o:hrstd="t" o:hr="t" fillcolor="#a0a0a0" stroked="f"/>
         </w:pict>
       </w:r>
     </w:p>
@@ -5444,7 +5448,7 @@
       <w:r>
         <w:lastRenderedPageBreak/>
         <w:pict w14:anchorId="13035D00">
-          <v:rect id="_x0000_i1135" style="width:0;height:1.5pt" o:hralign="center" o:hrstd="t" o:hr="t" fillcolor="#a0a0a0" stroked="f"/>
+          <v:rect id="_x0000_i1051" style="width:0;height:1.5pt" o:hralign="center" o:hrstd="t" o:hr="t" fillcolor="#a0a0a0" stroked="f"/>
         </w:pict>
       </w:r>
     </w:p>
@@ -5512,7 +5516,7 @@
     <w:p>
       <w:r>
         <w:pict w14:anchorId="03138360">
-          <v:rect id="_x0000_i1136" style="width:0;height:1.5pt" o:hralign="center" o:hrstd="t" o:hr="t" fillcolor="#a0a0a0" stroked="f"/>
+          <v:rect id="_x0000_i1052" style="width:0;height:1.5pt" o:hralign="center" o:hrstd="t" o:hr="t" fillcolor="#a0a0a0" stroked="f"/>
         </w:pict>
       </w:r>
     </w:p>
@@ -5547,7 +5551,7 @@
     <w:p>
       <w:r>
         <w:pict w14:anchorId="1EA39A19">
-          <v:rect id="_x0000_i1137" style="width:0;height:1.5pt" o:hralign="center" o:hrstd="t" o:hr="t" fillcolor="#a0a0a0" stroked="f"/>
+          <v:rect id="_x0000_i1053" style="width:0;height:1.5pt" o:hralign="center" o:hrstd="t" o:hr="t" fillcolor="#a0a0a0" stroked="f"/>
         </w:pict>
       </w:r>
     </w:p>
@@ -6037,7 +6041,7 @@
     <w:p>
       <w:r>
         <w:pict w14:anchorId="4D5357AC">
-          <v:rect id="_x0000_i1197" style="width:0;height:1.5pt" o:hralign="center" o:hrstd="t" o:hr="t" fillcolor="#a0a0a0" stroked="f"/>
+          <v:rect id="_x0000_i1054" style="width:0;height:1.5pt" o:hralign="center" o:hrstd="t" o:hr="t" fillcolor="#a0a0a0" stroked="f"/>
         </w:pict>
       </w:r>
     </w:p>
@@ -6130,7 +6134,7 @@
     <w:p>
       <w:r>
         <w:pict w14:anchorId="11574BBC">
-          <v:rect id="_x0000_i1198" style="width:0;height:1.5pt" o:hralign="center" o:hrstd="t" o:hr="t" fillcolor="#a0a0a0" stroked="f"/>
+          <v:rect id="_x0000_i1055" style="width:0;height:1.5pt" o:hralign="center" o:hrstd="t" o:hr="t" fillcolor="#a0a0a0" stroked="f"/>
         </w:pict>
       </w:r>
     </w:p>
@@ -6227,7 +6231,7 @@
     <w:p>
       <w:r>
         <w:pict w14:anchorId="5D013480">
-          <v:rect id="_x0000_i1199" style="width:0;height:1.5pt" o:hralign="center" o:hrstd="t" o:hr="t" fillcolor="#a0a0a0" stroked="f"/>
+          <v:rect id="_x0000_i1056" style="width:0;height:1.5pt" o:hralign="center" o:hrstd="t" o:hr="t" fillcolor="#a0a0a0" stroked="f"/>
         </w:pict>
       </w:r>
     </w:p>
@@ -6330,7 +6334,7 @@
     <w:p>
       <w:r>
         <w:pict w14:anchorId="1247FE1A">
-          <v:rect id="_x0000_i1200" style="width:0;height:1.5pt" o:hralign="center" o:hrstd="t" o:hr="t" fillcolor="#a0a0a0" stroked="f"/>
+          <v:rect id="_x0000_i1057" style="width:0;height:1.5pt" o:hralign="center" o:hrstd="t" o:hr="t" fillcolor="#a0a0a0" stroked="f"/>
         </w:pict>
       </w:r>
     </w:p>
@@ -6527,7 +6531,7 @@
     <w:p>
       <w:r>
         <w:pict w14:anchorId="6EEBD8A0">
-          <v:rect id="_x0000_i1201" style="width:0;height:1.5pt" o:hralign="center" o:hrstd="t" o:hr="t" fillcolor="#a0a0a0" stroked="f"/>
+          <v:rect id="_x0000_i1058" style="width:0;height:1.5pt" o:hralign="center" o:hrstd="t" o:hr="t" fillcolor="#a0a0a0" stroked="f"/>
         </w:pict>
       </w:r>
     </w:p>
@@ -6592,7 +6596,7 @@
     <w:p>
       <w:r>
         <w:pict w14:anchorId="68E26044">
-          <v:rect id="_x0000_i1202" style="width:0;height:1.5pt" o:hralign="center" o:hrstd="t" o:hr="t" fillcolor="#a0a0a0" stroked="f"/>
+          <v:rect id="_x0000_i1059" style="width:0;height:1.5pt" o:hralign="center" o:hrstd="t" o:hr="t" fillcolor="#a0a0a0" stroked="f"/>
         </w:pict>
       </w:r>
     </w:p>
@@ -7417,7 +7421,7 @@
     <w:p>
       <w:r>
         <w:pict w14:anchorId="73216C63">
-          <v:rect id="_x0000_i1353" style="width:0;height:1.5pt" o:hralign="center" o:hrstd="t" o:hr="t" fillcolor="#a0a0a0" stroked="f"/>
+          <v:rect id="_x0000_i1060" style="width:0;height:1.5pt" o:hralign="center" o:hrstd="t" o:hr="t" fillcolor="#a0a0a0" stroked="f"/>
         </w:pict>
       </w:r>
     </w:p>
@@ -7549,7 +7553,7 @@
     <w:p>
       <w:r>
         <w:pict w14:anchorId="6447FA30">
-          <v:rect id="_x0000_i1354" style="width:0;height:1.5pt" o:hralign="center" o:hrstd="t" o:hr="t" fillcolor="#a0a0a0" stroked="f"/>
+          <v:rect id="_x0000_i1061" style="width:0;height:1.5pt" o:hralign="center" o:hrstd="t" o:hr="t" fillcolor="#a0a0a0" stroked="f"/>
         </w:pict>
       </w:r>
     </w:p>
@@ -7679,7 +7683,7 @@
     <w:p>
       <w:r>
         <w:pict w14:anchorId="3855F6C1">
-          <v:rect id="_x0000_i1355" style="width:0;height:1.5pt" o:hralign="center" o:hrstd="t" o:hr="t" fillcolor="#a0a0a0" stroked="f"/>
+          <v:rect id="_x0000_i1062" style="width:0;height:1.5pt" o:hralign="center" o:hrstd="t" o:hr="t" fillcolor="#a0a0a0" stroked="f"/>
         </w:pict>
       </w:r>
     </w:p>
@@ -7818,7 +7822,7 @@
     <w:p>
       <w:r>
         <w:pict w14:anchorId="54E8127E">
-          <v:rect id="_x0000_i1356" style="width:0;height:1.5pt" o:hralign="center" o:hrstd="t" o:hr="t" fillcolor="#a0a0a0" stroked="f"/>
+          <v:rect id="_x0000_i1063" style="width:0;height:1.5pt" o:hralign="center" o:hrstd="t" o:hr="t" fillcolor="#a0a0a0" stroked="f"/>
         </w:pict>
       </w:r>
     </w:p>
@@ -8074,7 +8078,7 @@
     <w:p>
       <w:r>
         <w:pict w14:anchorId="661A5772">
-          <v:rect id="_x0000_i1357" style="width:0;height:1.5pt" o:hralign="center" o:hrstd="t" o:hr="t" fillcolor="#a0a0a0" stroked="f"/>
+          <v:rect id="_x0000_i1064" style="width:0;height:1.5pt" o:hralign="center" o:hrstd="t" o:hr="t" fillcolor="#a0a0a0" stroked="f"/>
         </w:pict>
       </w:r>
     </w:p>
@@ -8149,7 +8153,7 @@
     <w:p>
       <w:r>
         <w:pict w14:anchorId="1B998AEE">
-          <v:rect id="_x0000_i1358" style="width:0;height:1.5pt" o:hralign="center" o:hrstd="t" o:hr="t" fillcolor="#a0a0a0" stroked="f"/>
+          <v:rect id="_x0000_i1065" style="width:0;height:1.5pt" o:hralign="center" o:hrstd="t" o:hr="t" fillcolor="#a0a0a0" stroked="f"/>
         </w:pict>
       </w:r>
     </w:p>
@@ -8204,7 +8208,7 @@
     <w:p>
       <w:r>
         <w:pict w14:anchorId="6C73901E">
-          <v:rect id="_x0000_i1359" style="width:0;height:1.5pt" o:hralign="center" o:hrstd="t" o:hr="t" fillcolor="#a0a0a0" stroked="f"/>
+          <v:rect id="_x0000_i1066" style="width:0;height:1.5pt" o:hralign="center" o:hrstd="t" o:hr="t" fillcolor="#a0a0a0" stroked="f"/>
         </w:pict>
       </w:r>
     </w:p>
@@ -8311,7 +8315,7 @@
     <w:p>
       <w:r>
         <w:pict w14:anchorId="286CCFED">
-          <v:rect id="_x0000_i1360" style="width:0;height:1.5pt" o:hralign="center" o:hrstd="t" o:hr="t" fillcolor="#a0a0a0" stroked="f"/>
+          <v:rect id="_x0000_i1067" style="width:0;height:1.5pt" o:hralign="center" o:hrstd="t" o:hr="t" fillcolor="#a0a0a0" stroked="f"/>
         </w:pict>
       </w:r>
     </w:p>
@@ -8425,7 +8429,7 @@
     <w:p>
       <w:r>
         <w:pict w14:anchorId="717188D7">
-          <v:rect id="_x0000_i1361" style="width:0;height:1.5pt" o:hralign="center" o:hrstd="t" o:hr="t" fillcolor="#a0a0a0" stroked="f"/>
+          <v:rect id="_x0000_i1068" style="width:0;height:1.5pt" o:hralign="center" o:hrstd="t" o:hr="t" fillcolor="#a0a0a0" stroked="f"/>
         </w:pict>
       </w:r>
     </w:p>
@@ -8507,7 +8511,7 @@
     <w:p>
       <w:r>
         <w:pict w14:anchorId="2B9BA6D4">
-          <v:rect id="_x0000_i1362" style="width:0;height:1.5pt" o:hralign="center" o:hrstd="t" o:hr="t" fillcolor="#a0a0a0" stroked="f"/>
+          <v:rect id="_x0000_i1069" style="width:0;height:1.5pt" o:hralign="center" o:hrstd="t" o:hr="t" fillcolor="#a0a0a0" stroked="f"/>
         </w:pict>
       </w:r>
     </w:p>
@@ -8762,7 +8766,7 @@
     <w:p>
       <w:r>
         <w:pict w14:anchorId="0D5BDD46">
-          <v:rect id="_x0000_i1363" style="width:0;height:1.5pt" o:hralign="center" o:hrstd="t" o:hr="t" fillcolor="#a0a0a0" stroked="f"/>
+          <v:rect id="_x0000_i1070" style="width:0;height:1.5pt" o:hralign="center" o:hrstd="t" o:hr="t" fillcolor="#a0a0a0" stroked="f"/>
         </w:pict>
       </w:r>
     </w:p>
@@ -8895,7 +8899,7 @@
     <w:p>
       <w:r>
         <w:pict w14:anchorId="18447A22">
-          <v:rect id="_x0000_i1364" style="width:0;height:1.5pt" o:hralign="center" o:hrstd="t" o:hr="t" fillcolor="#a0a0a0" stroked="f"/>
+          <v:rect id="_x0000_i1071" style="width:0;height:1.5pt" o:hralign="center" o:hrstd="t" o:hr="t" fillcolor="#a0a0a0" stroked="f"/>
         </w:pict>
       </w:r>
     </w:p>
@@ -12242,6 +12246,7 @@
   <w:style w:type="character" w:default="1" w:styleId="DefaultParagraphFont">
     <w:name w:val="Default Paragraph Font"/>
     <w:uiPriority w:val="1"/>
+    <w:semiHidden/>
     <w:unhideWhenUsed/>
   </w:style>
   <w:style w:type="table" w:default="1" w:styleId="TableNormal">
